--- a/TerraformAgentWork/CompleteTerraformCode/Terraform_Agent_Documentation.docx
+++ b/TerraformAgentWork/CompleteTerraformCode/Terraform_Agent_Documentation.docx
@@ -172,6 +172,30 @@
     </w:p>
     <w:p>
       <w:pPr>
+        <w:spacing w:after="200"/>
+        <w:jc w:val="center"/>
+      </w:pPr>
+      <w:r>
+        <w:rPr>
+          <w:b/>
+          <w:bCs/>
+          <w:color w:val="1F2937"/>
+          <w:sz w:val="20"/>
+          <w:szCs w:val="20"/>
+        </w:rPr>
+        <w:t xml:space="preserve">Repository: </w:t>
+      </w:r>
+      <w:r>
+        <w:rPr>
+          <w:color w:val="2563EB"/>
+          <w:sz w:val="20"/>
+          <w:szCs w:val="20"/>
+        </w:rPr>
+        <w:t xml:space="preserve">github.com/ArpitChouksey/PersonalProject/tree/P10-AgenticAi/TerraformAgentWork/CompleteTerraformCode</w:t>
+      </w:r>
+    </w:p>
+    <w:p>
+      <w:pPr>
         <w:pStyle w:val="Heading1"/>
         <w:pBdr>
           <w:bottom w:val="single" w:color="2563EB" w:sz="6" w:space="4"/>
@@ -6512,6 +6536,19 @@
         </w:rPr>
         <w:br/>
         <w:t xml:space="preserve">This is part of a bigger exploration into agentic infrastructure tooling — letting AI safely understand and operate infrastructure through well-defined, auditable tools instead of free-form shell access.</w:t>
+      </w:r>
+      <w:r>
+        <w:br/>
+        <w:t xml:space="preserve"/>
+      </w:r>
+      <w:r>
+        <w:rPr>
+          <w:color w:val="2563EB"/>
+          <w:sz w:val="22"/>
+          <w:szCs w:val="22"/>
+        </w:rPr>
+        <w:br/>
+        <w:t xml:space="preserve">🔗 Code: https://github.com/ArpitChouksey/PersonalProject/tree/P10-AgenticAi/TerraformAgentWork/CompleteTerraformCode</w:t>
       </w:r>
       <w:r>
         <w:br/>
